--- a/data/knowledge_base/proposal_2026-04-03 (3).docx
+++ b/data/knowledge_base/proposal_2026-04-03 (3).docx
@@ -15,7 +15,7 @@
     </w:p>
     <w:p>
       <w:r>
-        <w:t>Hey, your job posting caught my attention as it sounds like you're looking for someone to automate PowerPoint charts with reliability. I've worked with similar data challenges before, and I'm confident I can help you achieve your goals. I've developed expertise in automating reports, scripting, and data visualization, which aligns perfectly with your requirements. My approach involves using Microsoft PowerPoint and scripting tools to create reliable and error-free reports. I've also successfully implemented AI-powered chatbots to analyze data and provide recommendations, similar to the functionality you're looking for. I'd love to discuss how I can help you build a robust platform that fields surveys, analyzes data, and generates reports. When can I expect a reply or a callback? Warm regards, Sagar.</w:t>
+        <w:t>Hey, your job posting caught my attention as I've worked on similar automation projects that involved streamlining workflows and improving data processing efficiency for e-commerce brands. I'm familiar with the tools you've mentioned, including n8n, Make.com, and Axiom.ai, and I've used them to automate data extraction and processing tasks for clients. I understand that your team currently spends several hours every Monday manually downloading and processing reports from your software stack, and you're looking to replace this with a stable, autonomous "Virtual Analyst" workflow. I've worked on similar data challenges, and I believe I can help you achieve this goal by designing and implementing an automated workflow that extracts data from SmartScout, Helium 10, and Jungle Scout, and then uses AI reasoning to generate a structured weekly brief. I've done this before and I know what works. I'd love to discuss this project further with you and explain how I can help. When can I expect a reply or a callback? Warm regards, Sagar</w:t>
       </w:r>
     </w:p>
     <w:sectPr>
